--- a/reports/Franklin_Guillano_DIAL_ALERT_Data_Collection_and_Understanding_Report.docx
+++ b/reports/Franklin_Guillano_DIAL_ALERT_Data_Collection_and_Understanding_Report.docx
@@ -2449,7 +2449,7 @@
           <w:color w:val="202B36"/>
           <w:sz w:val="18"/>
         </w:rPr>
-        <w:t>Require index SBP from 90 to 200 mmHg, index DBP from 30 to 150 mmHg, at least two later distinct elapsed-minute values, and follow-up to at least minute 120.</w:t>
+        <w:t>Require index SBP from 90 to 200 mmHg, index DBP from 30 to 150 mmHg, at least two later distinct elapsed-minute values, and an observation at or beyond dialysis minute 120.</w:t>
       </w:r>
     </w:p>
     <w:p>

--- a/reports/Franklin_Guillano_DIAL_ALERT_Data_Collection_and_Understanding_Report.docx
+++ b/reports/Franklin_Guillano_DIAL_ALERT_Data_Collection_and_Understanding_Report.docx
@@ -2449,7 +2449,7 @@
           <w:color w:val="202B36"/>
           <w:sz w:val="18"/>
         </w:rPr>
-        <w:t>Require index SBP from 90 to 200 mmHg, index DBP from 30 to 150 mmHg, at least two later distinct elapsed-minute values, and follow-up to at least minute 120.</w:t>
+        <w:t>Require index SBP from 90 to 200 mmHg, index DBP from 30 to 150 mmHg, at least two later distinct elapsed-minute values, and an observation at or beyond dialysis minute 120 (not 120 minutes after prediction).</w:t>
       </w:r>
     </w:p>
     <w:p>
